--- a/Pregrado/Investigacion en ciencia y tecnologia/Clases/Recursos/ACAs/ACA 2 - Corte 2 - Pregunta y planteamiento.docx
+++ b/Pregrado/Investigacion en ciencia y tecnologia/Clases/Recursos/ACAs/ACA 2 - Corte 2 - Pregunta y planteamiento.docx
@@ -250,7 +250,25 @@
           <w:color w:val="2B2B2B"/>
           <w:sz w:val="22"/>
         </w:rPr>
-        <w:t xml:space="preserve"> Syllabus SIAC EI005_PRES · Art. 52: Corte 1 = 30% · Corte 2 = 30% · Corte 3 = 40%. Mecanismos: problema, protocolo, seguimiento y presentación oral/escrita. Producto: avance de artículo de nuevo conocimiento. Desglose EV exacto: confirmar en CDigital (tabla SIAC incompleta/EV genérico).</w:t>
+        <w:t xml:space="preserve"> Syllabus SIAC EI005_PRES · Art. 52: Corte 1 = 30% · Corte 2 = 30% · Corte 3 = 40%. Mecanismos: problema, protocolo, seguimiento y presentación oral/escrita. Producto: avance de artículo de nuevo conocimiento. Esta ACA evalúa el </w:t>
+      </w:r>
+      <w:r>
+        <w:rPr>
+          <w:rFonts w:ascii="Calibri" w:hAnsi="Calibri"/>
+          <w:b/>
+          <w:color w:val="2B2B2B"/>
+          <w:sz w:val="22"/>
+        </w:rPr>
+        <w:t>100% de su corte</w:t>
+      </w:r>
+      <w:r>
+        <w:rPr>
+          <w:rFonts w:ascii="Calibri" w:hAnsi="Calibri"/>
+          <w:b w:val="0"/>
+          <w:color w:val="2B2B2B"/>
+          <w:sz w:val="22"/>
+        </w:rPr>
+        <w:t>: no se subdivide en varios EV.</w:t>
       </w:r>
     </w:p>
     <w:p>
@@ -329,7 +347,7 @@
           <w:color w:val="2B2B2B"/>
           <w:sz w:val="22"/>
         </w:rPr>
-        <w:t>27 de agosto de 2026</w:t>
+        <w:t>03 de septiembre de 2026</w:t>
       </w:r>
       <w:r>
         <w:rPr>
@@ -358,7 +376,7 @@
           <w:color w:val="2B2B2B"/>
           <w:sz w:val="22"/>
         </w:rPr>
-        <w:t xml:space="preserve"> apertura 21/08/2026 – cierre 27/08/2026.</w:t>
+        <w:t xml:space="preserve"> apertura 28/08/2026 – cierre 03/09/2026.</w:t>
       </w:r>
     </w:p>
     <w:p>

--- a/Pregrado/Investigacion en ciencia y tecnologia/Clases/Recursos/ACAs/ACA 2 - Corte 2 - Pregunta y planteamiento.docx
+++ b/Pregrado/Investigacion en ciencia y tecnologia/Clases/Recursos/ACAs/ACA 2 - Corte 2 - Pregunta y planteamiento.docx
@@ -392,7 +392,7 @@
           <w:color w:val="2B2B2B"/>
           <w:sz w:val="21"/>
         </w:rPr>
-        <w:t>Fecha calculada con la regla del periodo (pesos + día de clase; ver Presentación del Curso / Manual).</w:t>
+        <w:t>Ventanas fijadas por el Docente (2026-08-10) para que cada ACA tenga clases de contenido cursadas antes de su cierre — la Sesión 01 es de encuadre y no dicta tema. Respetan la fecha de recepción institucional del curso.</w:t>
       </w:r>
     </w:p>
     <w:p>
@@ -879,7 +879,7 @@
           <w:color w:val="2B2B2B"/>
           <w:sz w:val="22"/>
         </w:rPr>
-        <w:t xml:space="preserve">Tras </w:t>
+        <w:t xml:space="preserve">Tras la </w:t>
       </w:r>
       <w:r>
         <w:rPr>
@@ -888,7 +888,7 @@
           <w:color w:val="2B2B2B"/>
           <w:sz w:val="22"/>
         </w:rPr>
-        <w:t>Sesiones 05–06</w:t>
+        <w:t>Sesión 04</w:t>
       </w:r>
       <w:r>
         <w:rPr>
@@ -897,7 +897,7 @@
           <w:color w:val="2B2B2B"/>
           <w:sz w:val="22"/>
         </w:rPr>
-        <w:t xml:space="preserve"> (identificación de problemas/pregunta · formulación del planteamiento).</w:t>
+        <w:t xml:space="preserve"> (identificación de problemas y pregunta de investigación), última sesión antes del cierre de este corte.</w:t>
       </w:r>
     </w:p>
     <w:p>
@@ -913,26 +913,7 @@
           <w:color w:val="2B2B2B"/>
           <w:sz w:val="21"/>
         </w:rPr>
-        <w:t>Fechas de este enunciado: cálculo regenerable (</w:t>
-      </w:r>
-      <w:r>
-        <w:rPr>
-          <w:rFonts w:ascii="Consolas" w:hAnsi="Consolas"/>
-          <w:i/>
-          <w:color w:val="111111"/>
-          <w:sz w:val="20"/>
-        </w:rPr>
-        <w:t>config/cursos/fechas_entrega_aca.py</w:t>
-      </w:r>
-      <w:r>
-        <w:rPr>
-          <w:rFonts w:ascii="Calibri" w:hAnsi="Calibri"/>
-          <w:b w:val="0"/>
-          <w:i/>
-          <w:color w:val="2B2B2B"/>
-          <w:sz w:val="21"/>
-        </w:rPr>
-        <w:t>) · Periodo [inicio–recepción] repartido por pesos del componente; entrega = día de clase semanal en o antes del fin de tramo (ultimo item &lt;= recepcion). P1: coev/autoev tras ACA 3 hasta cierre. Fuente: config/cursos/fechas_entrega_aca.py + carga_academica_2026.json.</w:t>
+        <w:t>Fechas de este enunciado: Ventanas fijadas por el Docente (2026-08-10) para que cada ACA tenga clases de contenido cursadas antes de su cierre — la Sesión 01 es de encuadre y no dicta tema. Respetan la fecha de recepción institucional del curso.</w:t>
       </w:r>
     </w:p>
     <w:sectPr>

--- a/Pregrado/Investigacion en ciencia y tecnologia/Clases/Recursos/ACAs/ACA 2 - Corte 2 - Pregunta y planteamiento.docx
+++ b/Pregrado/Investigacion en ciencia y tecnologia/Clases/Recursos/ACAs/ACA 2 - Corte 2 - Pregunta y planteamiento.docx
@@ -230,7 +230,7 @@
           <w:color w:val="2B2B2B"/>
           <w:sz w:val="22"/>
         </w:rPr>
-        <w:t xml:space="preserve"> ([URL CDigital — campus del curso pendiente])</w:t>
+        <w:t xml:space="preserve"> (https://cdigital.cun.edu.co/course/view.php?id=111070)</w:t>
       </w:r>
     </w:p>
     <w:p>
